--- a/Minecraft杯模拟赛Ⅳ/旅游安排/旅游安排.docx
+++ b/Minecraft杯模拟赛Ⅳ/旅游安排/旅游安排.docx
@@ -269,7 +269,31 @@
           <w:szCs w:val="24"/>
           <w:lang w:val="en-US" w:eastAsia="zh-CN"/>
         </w:rPr>
-        <w:t>至于村民怎么回去，其实除了旅游道路之外还有很多其他道路，而且道路是双向的，只不过人们去旅游时只会选择这些旅游道路的旅游方向而已。</w:t>
+        <w:t>至于村民怎么回去，其</w:t>
+      </w:r>
+      <w:bookmarkStart w:id="4" w:name="OLE_LINK7"/>
+      <w:r>
+        <w:rPr>
+          <w:rFonts w:hint="eastAsia"/>
+          <w:b w:val="0"/>
+          <w:bCs w:val="0"/>
+          <w:sz w:val="24"/>
+          <w:szCs w:val="24"/>
+          <w:lang w:val="en-US" w:eastAsia="zh-CN"/>
+        </w:rPr>
+        <w:t>实除了旅游道路之外还有很多其他道路，而且道路是双向的，只不过人们去旅游时只会选择</w:t>
+      </w:r>
+      <w:bookmarkEnd w:id="4"/>
+      <w:r>
+        <w:rPr>
+          <w:rFonts w:hint="eastAsia"/>
+          <w:b w:val="0"/>
+          <w:bCs w:val="0"/>
+          <w:sz w:val="24"/>
+          <w:szCs w:val="24"/>
+          <w:lang w:val="en-US" w:eastAsia="zh-CN"/>
+        </w:rPr>
+        <w:t>这些旅游道路的旅游方向而已。</w:t>
       </w:r>
     </w:p>
     <w:bookmarkEnd w:id="2"/>
@@ -310,7 +334,7 @@
           <w:lang w:val="en-US" w:eastAsia="zh-CN"/>
         </w:rPr>
       </w:pPr>
-      <w:bookmarkStart w:id="4" w:name="OLE_LINK3"/>
+      <w:bookmarkStart w:id="5" w:name="OLE_LINK3"/>
       <w:r>
         <w:rPr>
           <w:rFonts w:hint="eastAsia"/>
@@ -322,7 +346,7 @@
         </w:rPr>
         <w:t>第1行</w:t>
       </w:r>
-      <w:bookmarkEnd w:id="4"/>
+      <w:bookmarkEnd w:id="5"/>
       <w:r>
         <w:rPr>
           <w:rFonts w:hint="eastAsia"/>
@@ -432,33 +456,46 @@
         </w:rPr>
         <w:t>若旅游路线存在不存在负环，输出1行，在尽可能多的村民出游的情况下的消费数额之和的最小值。</w:t>
       </w:r>
-      <w:bookmarkStart w:id="6" w:name="_GoBack"/>
+    </w:p>
+    <w:p>
+      <w:pPr>
+        <w:jc w:val="both"/>
+        <w:rPr>
+          <w:rFonts w:hint="eastAsia"/>
+          <w:b w:val="0"/>
+          <w:bCs w:val="0"/>
+          <w:sz w:val="24"/>
+          <w:szCs w:val="24"/>
+          <w:lang w:val="en-US" w:eastAsia="zh-CN"/>
+        </w:rPr>
+      </w:pPr>
+      <w:r>
+        <w:rPr>
+          <w:rFonts w:hint="eastAsia"/>
+          <w:b w:val="0"/>
+          <w:bCs w:val="0"/>
+          <w:sz w:val="24"/>
+          <w:szCs w:val="24"/>
+          <w:lang w:val="en-US" w:eastAsia="zh-CN"/>
+        </w:rPr>
+        <w:t>否则输出一行</w:t>
+      </w:r>
+      <w:bookmarkStart w:id="6" w:name="OLE_LINK8"/>
+      <w:bookmarkStart w:id="7" w:name="OLE_LINK4"/>
+      <w:r>
+        <w:rPr>
+          <w:rFonts w:hint="eastAsia"/>
+          <w:b w:val="0"/>
+          <w:bCs w:val="0"/>
+          <w:sz w:val="24"/>
+          <w:szCs w:val="24"/>
+          <w:lang w:val="en-US" w:eastAsia="zh-CN"/>
+        </w:rPr>
+        <w:t>Negative loop found.</w:t>
+      </w:r>
       <w:bookmarkEnd w:id="6"/>
     </w:p>
-    <w:p>
-      <w:pPr>
-        <w:jc w:val="both"/>
-        <w:rPr>
-          <w:rFonts w:hint="eastAsia"/>
-          <w:b w:val="0"/>
-          <w:bCs w:val="0"/>
-          <w:sz w:val="24"/>
-          <w:szCs w:val="24"/>
-          <w:lang w:val="en-US" w:eastAsia="zh-CN"/>
-        </w:rPr>
-      </w:pPr>
-      <w:r>
-        <w:rPr>
-          <w:rFonts w:hint="eastAsia"/>
-          <w:b w:val="0"/>
-          <w:bCs w:val="0"/>
-          <w:sz w:val="24"/>
-          <w:szCs w:val="24"/>
-          <w:lang w:val="en-US" w:eastAsia="zh-CN"/>
-        </w:rPr>
-        <w:t>否则输出Negative loop found.</w:t>
-      </w:r>
-    </w:p>
+    <w:bookmarkEnd w:id="7"/>
     <w:p>
       <w:pPr>
         <w:jc w:val="both"/>
@@ -1053,7 +1090,7 @@
           <w:lang w:val="en-US" w:eastAsia="zh-CN"/>
         </w:rPr>
       </w:pPr>
-      <w:bookmarkStart w:id="5" w:name="OLE_LINK9"/>
+      <w:bookmarkStart w:id="8" w:name="OLE_LINK9"/>
       <w:r>
         <w:rPr>
           <w:rFonts w:hint="eastAsia"/>
@@ -1836,7 +1873,7 @@
         <w:t>0</w:t>
       </w:r>
     </w:p>
-    <w:bookmarkEnd w:id="5"/>
+    <w:bookmarkEnd w:id="8"/>
     <w:p>
       <w:pPr>
         <w:jc w:val="both"/>
@@ -1908,7 +1945,19 @@
           <w:szCs w:val="24"/>
           <w:lang w:val="en-US" w:eastAsia="zh-CN"/>
         </w:rPr>
-        <w:t>1&lt;= N &lt;= 1000; 1 &lt;= M &lt;= 5000; 0 &lt;= Ki &lt;= 10 ; 1 &lt;= si≠ti &lt;= N;  |ai| &lt;= 1000</w:t>
+        <w:t>1&lt;= N &lt;= 1000; 1 &lt;= M &lt;= 5000; 0 &lt;= Ki &lt;= 10 ; 1 &lt;= si≠ti &lt;= N;  |ai| &lt;= 10</w:t>
+      </w:r>
+      <w:r>
+        <w:rPr>
+          <w:rFonts w:hint="eastAsia"/>
+          <w:b w:val="0"/>
+          <w:bCs w:val="0"/>
+          <w:sz w:val="24"/>
+          <w:szCs w:val="24"/>
+          <w:vertAlign w:val="superscript"/>
+          <w:lang w:val="en-US" w:eastAsia="zh-CN"/>
+        </w:rPr>
+        <w:t>9</w:t>
       </w:r>
     </w:p>
     <w:p>
@@ -1934,6 +1983,7 @@
         </w:rPr>
         <w:t>0&lt;=Ci, Mi&lt;=30 , 0 &lt;= Hi, Vi &lt;= 10</w:t>
       </w:r>
+      <w:bookmarkStart w:id="9" w:name="OLE_LINK10"/>
       <w:r>
         <w:rPr>
           <w:rFonts w:hint="eastAsia"/>
@@ -1946,7 +1996,10 @@
         </w:rPr>
         <w:t>9</w:t>
       </w:r>
-    </w:p>
+      <w:bookmarkEnd w:id="9"/>
+      <w:bookmarkStart w:id="10" w:name="_GoBack"/>
+    </w:p>
+    <w:bookmarkEnd w:id="10"/>
     <w:sectPr>
       <w:pgSz w:w="11906" w:h="16838"/>
       <w:pgMar w:top="1440" w:right="1800" w:bottom="1440" w:left="1800" w:header="851" w:footer="992" w:gutter="0"/>

--- a/Minecraft杯模拟赛Ⅳ/旅游安排/旅游安排.docx
+++ b/Minecraft杯模拟赛Ⅳ/旅游安排/旅游安排.docx
@@ -244,7 +244,7 @@
           <w:szCs w:val="24"/>
           <w:lang w:val="en-US" w:eastAsia="zh-CN"/>
         </w:rPr>
-        <w:t>村民可以留在本村，不会占据游客容纳量但也不会增加GDP。</w:t>
+        <w:t>村民可以留在本村，不会占据游客容纳量，也不会增加消费数额。</w:t>
       </w:r>
     </w:p>
     <w:p>
@@ -570,7 +570,7 @@
           <w:szCs w:val="24"/>
           <w:lang w:val="en-US" w:eastAsia="zh-CN"/>
         </w:rPr>
-        <w:t>5 3 3</w:t>
+        <w:t>4 6</w:t>
       </w:r>
     </w:p>
     <w:p>
@@ -599,7 +599,7 @@
           <w:szCs w:val="24"/>
           <w:lang w:val="en-US" w:eastAsia="zh-CN"/>
         </w:rPr>
-        <w:t>5 8 4 2</w:t>
+        <w:t>1 2 1</w:t>
       </w:r>
     </w:p>
     <w:p>
@@ -628,7 +628,7 @@
           <w:szCs w:val="24"/>
           <w:lang w:val="en-US" w:eastAsia="zh-CN"/>
         </w:rPr>
-        <w:t>3 6 7 8</w:t>
+        <w:t>1 3 2</w:t>
       </w:r>
     </w:p>
     <w:p>
@@ -657,7 +657,7 @@
           <w:szCs w:val="24"/>
           <w:lang w:val="en-US" w:eastAsia="zh-CN"/>
         </w:rPr>
-        <w:t>2 3 5 3</w:t>
+        <w:t>1 4 3</w:t>
       </w:r>
     </w:p>
     <w:p>
@@ -686,7 +686,7 @@
           <w:szCs w:val="24"/>
           <w:lang w:val="en-US" w:eastAsia="zh-CN"/>
         </w:rPr>
-        <w:t xml:space="preserve"> </w:t>
+        <w:t>2 3 -1</w:t>
       </w:r>
     </w:p>
     <w:p>
@@ -715,7 +715,7 @@
           <w:szCs w:val="24"/>
           <w:lang w:val="en-US" w:eastAsia="zh-CN"/>
         </w:rPr>
-        <w:t>【样例二】</w:t>
+        <w:t>2 4 3</w:t>
       </w:r>
     </w:p>
     <w:p>
@@ -730,23 +730,21 @@
           <w:rFonts w:hint="eastAsia"/>
           <w:b w:val="0"/>
           <w:bCs w:val="0"/>
-          <w:color w:val="auto"/>
-          <w:sz w:val="24"/>
-          <w:szCs w:val="24"/>
-          <w:lang w:val="en-US" w:eastAsia="zh-CN"/>
-        </w:rPr>
-      </w:pPr>
-      <w:r>
-        <w:rPr>
-          <w:rFonts w:hint="eastAsia"/>
-          <w:b w:val="0"/>
-          <w:bCs w:val="0"/>
-          <w:color w:val="auto"/>
-          <w:sz w:val="24"/>
-          <w:szCs w:val="24"/>
-          <w:lang w:val="en-US" w:eastAsia="zh-CN"/>
-        </w:rPr>
-        <w:t>1 13 17</w:t>
+          <w:sz w:val="24"/>
+          <w:szCs w:val="24"/>
+          <w:lang w:val="en-US" w:eastAsia="zh-CN"/>
+        </w:rPr>
+      </w:pPr>
+      <w:r>
+        <w:rPr>
+          <w:rFonts w:hint="eastAsia"/>
+          <w:b w:val="0"/>
+          <w:bCs w:val="0"/>
+          <w:sz w:val="24"/>
+          <w:szCs w:val="24"/>
+          <w:lang w:val="en-US" w:eastAsia="zh-CN"/>
+        </w:rPr>
+        <w:t xml:space="preserve">3 4 7 </w:t>
       </w:r>
     </w:p>
     <w:p>
@@ -761,23 +759,21 @@
           <w:rFonts w:hint="eastAsia"/>
           <w:b w:val="0"/>
           <w:bCs w:val="0"/>
-          <w:color w:val="auto"/>
-          <w:sz w:val="24"/>
-          <w:szCs w:val="24"/>
-          <w:lang w:val="en-US" w:eastAsia="zh-CN"/>
-        </w:rPr>
-      </w:pPr>
-      <w:r>
-        <w:rPr>
-          <w:rFonts w:hint="eastAsia"/>
-          <w:b w:val="0"/>
-          <w:bCs w:val="0"/>
-          <w:color w:val="auto"/>
-          <w:sz w:val="24"/>
-          <w:szCs w:val="24"/>
-          <w:lang w:val="en-US" w:eastAsia="zh-CN"/>
-        </w:rPr>
-        <w:t>11 30 10 8</w:t>
+          <w:sz w:val="24"/>
+          <w:szCs w:val="24"/>
+          <w:lang w:val="en-US" w:eastAsia="zh-CN"/>
+        </w:rPr>
+      </w:pPr>
+      <w:r>
+        <w:rPr>
+          <w:rFonts w:hint="eastAsia"/>
+          <w:b w:val="0"/>
+          <w:bCs w:val="0"/>
+          <w:sz w:val="24"/>
+          <w:szCs w:val="24"/>
+          <w:lang w:val="en-US" w:eastAsia="zh-CN"/>
+        </w:rPr>
+        <w:t>3 3 2 0 0</w:t>
       </w:r>
     </w:p>
     <w:p>
@@ -792,23 +788,21 @@
           <w:rFonts w:hint="eastAsia"/>
           <w:b w:val="0"/>
           <w:bCs w:val="0"/>
-          <w:color w:val="auto"/>
-          <w:sz w:val="24"/>
-          <w:szCs w:val="24"/>
-          <w:lang w:val="en-US" w:eastAsia="zh-CN"/>
-        </w:rPr>
-      </w:pPr>
-      <w:r>
-        <w:rPr>
-          <w:rFonts w:hint="eastAsia"/>
-          <w:b w:val="0"/>
-          <w:bCs w:val="0"/>
-          <w:color w:val="auto"/>
-          <w:sz w:val="24"/>
-          <w:szCs w:val="24"/>
-          <w:lang w:val="en-US" w:eastAsia="zh-CN"/>
-        </w:rPr>
-        <w:t>5 13 17 18 19 20 23 25 27 30</w:t>
+          <w:sz w:val="24"/>
+          <w:szCs w:val="24"/>
+          <w:lang w:val="en-US" w:eastAsia="zh-CN"/>
+        </w:rPr>
+      </w:pPr>
+      <w:r>
+        <w:rPr>
+          <w:rFonts w:hint="eastAsia"/>
+          <w:b w:val="0"/>
+          <w:bCs w:val="0"/>
+          <w:sz w:val="24"/>
+          <w:szCs w:val="24"/>
+          <w:lang w:val="en-US" w:eastAsia="zh-CN"/>
+        </w:rPr>
+        <w:t>2 2 3 2 5</w:t>
       </w:r>
     </w:p>
     <w:p>
@@ -823,23 +817,21 @@
           <w:rFonts w:hint="eastAsia"/>
           <w:b w:val="0"/>
           <w:bCs w:val="0"/>
-          <w:color w:val="auto"/>
-          <w:sz w:val="24"/>
-          <w:szCs w:val="24"/>
-          <w:lang w:val="en-US" w:eastAsia="zh-CN"/>
-        </w:rPr>
-      </w:pPr>
-      <w:r>
-        <w:rPr>
-          <w:rFonts w:hint="eastAsia"/>
-          <w:b w:val="0"/>
-          <w:bCs w:val="0"/>
-          <w:color w:val="auto"/>
-          <w:sz w:val="24"/>
-          <w:szCs w:val="24"/>
-          <w:lang w:val="en-US" w:eastAsia="zh-CN"/>
-        </w:rPr>
-        <w:t>1 1 8 1 9 1 15 10 21 10 26 4 28 4 29 10</w:t>
+          <w:sz w:val="24"/>
+          <w:szCs w:val="24"/>
+          <w:lang w:val="en-US" w:eastAsia="zh-CN"/>
+        </w:rPr>
+      </w:pPr>
+      <w:r>
+        <w:rPr>
+          <w:rFonts w:hint="eastAsia"/>
+          <w:b w:val="0"/>
+          <w:bCs w:val="0"/>
+          <w:sz w:val="24"/>
+          <w:szCs w:val="24"/>
+          <w:lang w:val="en-US" w:eastAsia="zh-CN"/>
+        </w:rPr>
+        <w:t>1 4 1 2 3</w:t>
       </w:r>
     </w:p>
     <w:p>
@@ -854,12 +846,22 @@
           <w:rFonts w:hint="eastAsia"/>
           <w:b w:val="0"/>
           <w:bCs w:val="0"/>
-          <w:color w:val="auto"/>
-          <w:sz w:val="24"/>
-          <w:szCs w:val="24"/>
-          <w:lang w:val="en-US" w:eastAsia="zh-CN"/>
-        </w:rPr>
-      </w:pPr>
+          <w:sz w:val="24"/>
+          <w:szCs w:val="24"/>
+          <w:lang w:val="en-US" w:eastAsia="zh-CN"/>
+        </w:rPr>
+      </w:pPr>
+      <w:r>
+        <w:rPr>
+          <w:rFonts w:hint="eastAsia"/>
+          <w:b w:val="0"/>
+          <w:bCs w:val="0"/>
+          <w:sz w:val="24"/>
+          <w:szCs w:val="24"/>
+          <w:lang w:val="en-US" w:eastAsia="zh-CN"/>
+        </w:rPr>
+        <w:t>0 0 0 1 10</w:t>
+      </w:r>
     </w:p>
     <w:p>
       <w:pPr>
@@ -873,23 +875,21 @@
           <w:rFonts w:hint="eastAsia"/>
           <w:b w:val="0"/>
           <w:bCs w:val="0"/>
-          <w:color w:val="auto"/>
-          <w:sz w:val="24"/>
-          <w:szCs w:val="24"/>
-          <w:lang w:val="en-US" w:eastAsia="zh-CN"/>
-        </w:rPr>
-      </w:pPr>
-      <w:r>
-        <w:rPr>
-          <w:rFonts w:hint="eastAsia"/>
-          <w:b w:val="0"/>
-          <w:bCs w:val="0"/>
-          <w:color w:val="auto"/>
-          <w:sz w:val="24"/>
-          <w:szCs w:val="24"/>
-          <w:lang w:val="en-US" w:eastAsia="zh-CN"/>
-        </w:rPr>
-        <w:t>【样例三】</w:t>
+          <w:sz w:val="24"/>
+          <w:szCs w:val="24"/>
+          <w:lang w:val="en-US" w:eastAsia="zh-CN"/>
+        </w:rPr>
+      </w:pPr>
+      <w:r>
+        <w:rPr>
+          <w:rFonts w:hint="eastAsia"/>
+          <w:b w:val="0"/>
+          <w:bCs w:val="0"/>
+          <w:sz w:val="24"/>
+          <w:szCs w:val="24"/>
+          <w:lang w:val="en-US" w:eastAsia="zh-CN"/>
+        </w:rPr>
+        <w:t>【样例二】</w:t>
       </w:r>
     </w:p>
     <w:p>
@@ -904,23 +904,21 @@
           <w:rFonts w:hint="eastAsia"/>
           <w:b w:val="0"/>
           <w:bCs w:val="0"/>
-          <w:color w:val="auto"/>
-          <w:sz w:val="24"/>
-          <w:szCs w:val="24"/>
-          <w:lang w:val="en-US" w:eastAsia="zh-CN"/>
-        </w:rPr>
-      </w:pPr>
-      <w:r>
-        <w:rPr>
-          <w:rFonts w:hint="eastAsia"/>
-          <w:b w:val="0"/>
-          <w:bCs w:val="0"/>
-          <w:color w:val="auto"/>
-          <w:sz w:val="24"/>
-          <w:szCs w:val="24"/>
-          <w:lang w:val="en-US" w:eastAsia="zh-CN"/>
-        </w:rPr>
-        <w:t>1 1 17</w:t>
+          <w:sz w:val="24"/>
+          <w:szCs w:val="24"/>
+          <w:lang w:val="en-US" w:eastAsia="zh-CN"/>
+        </w:rPr>
+      </w:pPr>
+      <w:r>
+        <w:rPr>
+          <w:rFonts w:hint="eastAsia"/>
+          <w:b w:val="0"/>
+          <w:bCs w:val="0"/>
+          <w:sz w:val="24"/>
+          <w:szCs w:val="24"/>
+          <w:lang w:val="en-US" w:eastAsia="zh-CN"/>
+        </w:rPr>
+        <w:t>4 6</w:t>
       </w:r>
     </w:p>
     <w:p>
@@ -935,23 +933,21 @@
           <w:rFonts w:hint="eastAsia"/>
           <w:b w:val="0"/>
           <w:bCs w:val="0"/>
-          <w:color w:val="auto"/>
-          <w:sz w:val="24"/>
-          <w:szCs w:val="24"/>
-          <w:lang w:val="en-US" w:eastAsia="zh-CN"/>
-        </w:rPr>
-      </w:pPr>
-      <w:r>
-        <w:rPr>
-          <w:rFonts w:hint="eastAsia"/>
-          <w:b w:val="0"/>
-          <w:bCs w:val="0"/>
-          <w:color w:val="auto"/>
-          <w:sz w:val="24"/>
-          <w:szCs w:val="24"/>
-          <w:lang w:val="en-US" w:eastAsia="zh-CN"/>
-        </w:rPr>
-        <w:t>11 60 15 8</w:t>
+          <w:sz w:val="24"/>
+          <w:szCs w:val="24"/>
+          <w:lang w:val="en-US" w:eastAsia="zh-CN"/>
+        </w:rPr>
+      </w:pPr>
+      <w:r>
+        <w:rPr>
+          <w:rFonts w:hint="eastAsia"/>
+          <w:b w:val="0"/>
+          <w:bCs w:val="0"/>
+          <w:sz w:val="24"/>
+          <w:szCs w:val="24"/>
+          <w:lang w:val="en-US" w:eastAsia="zh-CN"/>
+        </w:rPr>
+        <w:t>1 2 1</w:t>
       </w:r>
     </w:p>
     <w:p>
@@ -966,23 +962,21 @@
           <w:rFonts w:hint="eastAsia"/>
           <w:b w:val="0"/>
           <w:bCs w:val="0"/>
-          <w:color w:val="auto"/>
-          <w:sz w:val="24"/>
-          <w:szCs w:val="24"/>
-          <w:lang w:val="en-US" w:eastAsia="zh-CN"/>
-        </w:rPr>
-      </w:pPr>
-      <w:r>
-        <w:rPr>
-          <w:rFonts w:hint="eastAsia"/>
-          <w:b w:val="0"/>
-          <w:bCs w:val="0"/>
-          <w:color w:val="auto"/>
-          <w:sz w:val="24"/>
-          <w:szCs w:val="24"/>
-          <w:lang w:val="en-US" w:eastAsia="zh-CN"/>
-        </w:rPr>
-        <w:t>5 13 17 18 19 20 23 25 27 30 40 45 55 58 60</w:t>
+          <w:sz w:val="24"/>
+          <w:szCs w:val="24"/>
+          <w:lang w:val="en-US" w:eastAsia="zh-CN"/>
+        </w:rPr>
+      </w:pPr>
+      <w:r>
+        <w:rPr>
+          <w:rFonts w:hint="eastAsia"/>
+          <w:b w:val="0"/>
+          <w:bCs w:val="0"/>
+          <w:sz w:val="24"/>
+          <w:szCs w:val="24"/>
+          <w:lang w:val="en-US" w:eastAsia="zh-CN"/>
+        </w:rPr>
+        <w:t>2 1 -2</w:t>
       </w:r>
     </w:p>
     <w:p>
@@ -997,23 +991,21 @@
           <w:rFonts w:hint="eastAsia"/>
           <w:b w:val="0"/>
           <w:bCs w:val="0"/>
-          <w:color w:val="auto"/>
-          <w:sz w:val="24"/>
-          <w:szCs w:val="24"/>
-          <w:lang w:val="en-US" w:eastAsia="zh-CN"/>
-        </w:rPr>
-      </w:pPr>
-      <w:r>
-        <w:rPr>
-          <w:rFonts w:hint="eastAsia"/>
-          <w:b w:val="0"/>
-          <w:bCs w:val="0"/>
-          <w:color w:val="auto"/>
-          <w:sz w:val="24"/>
-          <w:szCs w:val="24"/>
-          <w:lang w:val="en-US" w:eastAsia="zh-CN"/>
-        </w:rPr>
-        <w:t>1 1 8 1 9 1 15 10 21 10 26 4 28 4 29 10</w:t>
+          <w:sz w:val="24"/>
+          <w:szCs w:val="24"/>
+          <w:lang w:val="en-US" w:eastAsia="zh-CN"/>
+        </w:rPr>
+      </w:pPr>
+      <w:r>
+        <w:rPr>
+          <w:rFonts w:hint="eastAsia"/>
+          <w:b w:val="0"/>
+          <w:bCs w:val="0"/>
+          <w:sz w:val="24"/>
+          <w:szCs w:val="24"/>
+          <w:lang w:val="en-US" w:eastAsia="zh-CN"/>
+        </w:rPr>
+        <w:t>3 3 2 0 0</w:t>
       </w:r>
     </w:p>
     <w:p>
@@ -1034,6 +1026,17 @@
           <w:lang w:val="en-US" w:eastAsia="zh-CN"/>
         </w:rPr>
       </w:pPr>
+      <w:r>
+        <w:rPr>
+          <w:rFonts w:hint="eastAsia"/>
+          <w:b w:val="0"/>
+          <w:bCs w:val="0"/>
+          <w:sz w:val="24"/>
+          <w:szCs w:val="24"/>
+          <w:lang w:val="en-US" w:eastAsia="zh-CN"/>
+        </w:rPr>
+        <w:t>2 2 3 2 5</w:t>
+      </w:r>
     </w:p>
     <w:p>
       <w:pPr>
@@ -1124,79 +1127,7 @@
           <w:szCs w:val="24"/>
           <w:lang w:val="en-US" w:eastAsia="zh-CN"/>
         </w:rPr>
-        <w:t>2</w:t>
-      </w:r>
-    </w:p>
-    <w:p>
-      <w:pPr>
-        <w:jc w:val="both"/>
-        <w:rPr>
-          <w:rFonts w:hint="eastAsia"/>
-          <w:b w:val="0"/>
-          <w:bCs w:val="0"/>
-          <w:sz w:val="24"/>
-          <w:szCs w:val="24"/>
-          <w:lang w:val="en-US" w:eastAsia="zh-CN"/>
-        </w:rPr>
-      </w:pPr>
-      <w:r>
-        <w:rPr>
-          <w:rFonts w:hint="eastAsia"/>
-          <w:b w:val="0"/>
-          <w:bCs w:val="0"/>
-          <w:sz w:val="24"/>
-          <w:szCs w:val="24"/>
-          <w:lang w:val="en-US" w:eastAsia="zh-CN"/>
-        </w:rPr>
-        <w:t>1</w:t>
-      </w:r>
-    </w:p>
-    <w:p>
-      <w:pPr>
-        <w:jc w:val="both"/>
-        <w:rPr>
-          <w:rFonts w:hint="eastAsia"/>
-          <w:b w:val="0"/>
-          <w:bCs w:val="0"/>
-          <w:sz w:val="24"/>
-          <w:szCs w:val="24"/>
-          <w:lang w:val="en-US" w:eastAsia="zh-CN"/>
-        </w:rPr>
-      </w:pPr>
-      <w:r>
-        <w:rPr>
-          <w:rFonts w:hint="eastAsia"/>
-          <w:b w:val="0"/>
-          <w:bCs w:val="0"/>
-          <w:sz w:val="24"/>
-          <w:szCs w:val="24"/>
-          <w:lang w:val="en-US" w:eastAsia="zh-CN"/>
-        </w:rPr>
-        <w:t>2</w:t>
-      </w:r>
-    </w:p>
-    <w:p>
-      <w:pPr>
-        <w:jc w:val="both"/>
-        <w:rPr>
-          <w:rFonts w:hint="eastAsia"/>
-          <w:b w:val="0"/>
-          <w:bCs w:val="0"/>
-          <w:sz w:val="24"/>
-          <w:szCs w:val="24"/>
-          <w:lang w:val="en-US" w:eastAsia="zh-CN"/>
-        </w:rPr>
-      </w:pPr>
-      <w:r>
-        <w:rPr>
-          <w:rFonts w:hint="eastAsia"/>
-          <w:b w:val="0"/>
-          <w:bCs w:val="0"/>
-          <w:sz w:val="24"/>
-          <w:szCs w:val="24"/>
-          <w:lang w:val="en-US" w:eastAsia="zh-CN"/>
-        </w:rPr>
-        <w:t>3</w:t>
+        <w:t>45</w:t>
       </w:r>
     </w:p>
     <w:p>
@@ -1257,621 +1188,23 @@
           <w:szCs w:val="24"/>
           <w:lang w:val="en-US" w:eastAsia="zh-CN"/>
         </w:rPr>
-        <w:t>7</w:t>
-      </w:r>
-    </w:p>
-    <w:p>
-      <w:pPr>
-        <w:jc w:val="both"/>
-        <w:rPr>
-          <w:rFonts w:hint="eastAsia"/>
-          <w:b w:val="0"/>
-          <w:bCs w:val="0"/>
-          <w:sz w:val="24"/>
-          <w:szCs w:val="24"/>
-          <w:lang w:val="en-US" w:eastAsia="zh-CN"/>
-        </w:rPr>
-      </w:pPr>
-      <w:r>
-        <w:rPr>
-          <w:rFonts w:hint="eastAsia"/>
-          <w:b w:val="0"/>
-          <w:bCs w:val="0"/>
-          <w:sz w:val="24"/>
-          <w:szCs w:val="24"/>
-          <w:lang w:val="en-US" w:eastAsia="zh-CN"/>
-        </w:rPr>
-        <w:t>4</w:t>
-      </w:r>
-    </w:p>
-    <w:p>
-      <w:pPr>
-        <w:jc w:val="both"/>
-        <w:rPr>
-          <w:rFonts w:hint="eastAsia"/>
-          <w:b w:val="0"/>
-          <w:bCs w:val="0"/>
-          <w:sz w:val="24"/>
-          <w:szCs w:val="24"/>
-          <w:lang w:val="en-US" w:eastAsia="zh-CN"/>
-        </w:rPr>
-      </w:pPr>
-      <w:r>
-        <w:rPr>
-          <w:rFonts w:hint="eastAsia"/>
-          <w:b w:val="0"/>
-          <w:bCs w:val="0"/>
-          <w:sz w:val="24"/>
-          <w:szCs w:val="24"/>
-          <w:lang w:val="en-US" w:eastAsia="zh-CN"/>
-        </w:rPr>
-        <w:t>4</w:t>
-      </w:r>
-    </w:p>
-    <w:p>
-      <w:pPr>
-        <w:jc w:val="both"/>
-        <w:rPr>
-          <w:rFonts w:hint="eastAsia"/>
-          <w:b w:val="0"/>
-          <w:bCs w:val="0"/>
-          <w:sz w:val="24"/>
-          <w:szCs w:val="24"/>
-          <w:lang w:val="en-US" w:eastAsia="zh-CN"/>
-        </w:rPr>
-      </w:pPr>
-      <w:r>
-        <w:rPr>
-          <w:rFonts w:hint="eastAsia"/>
-          <w:b w:val="0"/>
-          <w:bCs w:val="0"/>
-          <w:sz w:val="24"/>
-          <w:szCs w:val="24"/>
-          <w:lang w:val="en-US" w:eastAsia="zh-CN"/>
-        </w:rPr>
-        <w:t>6</w:t>
-      </w:r>
-    </w:p>
-    <w:p>
-      <w:pPr>
-        <w:jc w:val="both"/>
-        <w:rPr>
-          <w:rFonts w:hint="eastAsia"/>
-          <w:b w:val="0"/>
-          <w:bCs w:val="0"/>
-          <w:sz w:val="24"/>
-          <w:szCs w:val="24"/>
-          <w:lang w:val="en-US" w:eastAsia="zh-CN"/>
-        </w:rPr>
-      </w:pPr>
-      <w:r>
-        <w:rPr>
-          <w:rFonts w:hint="eastAsia"/>
-          <w:b w:val="0"/>
-          <w:bCs w:val="0"/>
-          <w:sz w:val="24"/>
-          <w:szCs w:val="24"/>
-          <w:lang w:val="en-US" w:eastAsia="zh-CN"/>
-        </w:rPr>
-        <w:t>8</w:t>
-      </w:r>
-    </w:p>
-    <w:p>
-      <w:pPr>
-        <w:jc w:val="both"/>
-        <w:rPr>
-          <w:rFonts w:hint="eastAsia"/>
-          <w:b w:val="0"/>
-          <w:bCs w:val="0"/>
-          <w:sz w:val="24"/>
-          <w:szCs w:val="24"/>
-          <w:lang w:val="en-US" w:eastAsia="zh-CN"/>
-        </w:rPr>
-      </w:pPr>
-      <w:r>
-        <w:rPr>
-          <w:rFonts w:hint="eastAsia"/>
-          <w:b w:val="0"/>
-          <w:bCs w:val="0"/>
-          <w:sz w:val="24"/>
-          <w:szCs w:val="24"/>
-          <w:lang w:val="en-US" w:eastAsia="zh-CN"/>
-        </w:rPr>
-        <w:t>4</w:t>
-      </w:r>
-    </w:p>
-    <w:p>
-      <w:pPr>
-        <w:jc w:val="both"/>
-        <w:rPr>
-          <w:rFonts w:hint="eastAsia"/>
-          <w:b w:val="0"/>
-          <w:bCs w:val="0"/>
-          <w:sz w:val="24"/>
-          <w:szCs w:val="24"/>
-          <w:lang w:val="en-US" w:eastAsia="zh-CN"/>
-        </w:rPr>
-      </w:pPr>
-      <w:r>
-        <w:rPr>
-          <w:rFonts w:hint="eastAsia"/>
-          <w:b w:val="0"/>
-          <w:bCs w:val="0"/>
-          <w:sz w:val="24"/>
-          <w:szCs w:val="24"/>
-          <w:lang w:val="en-US" w:eastAsia="zh-CN"/>
-        </w:rPr>
-        <w:t>4</w:t>
-      </w:r>
-    </w:p>
-    <w:p>
-      <w:pPr>
-        <w:jc w:val="both"/>
-        <w:rPr>
-          <w:rFonts w:hint="eastAsia"/>
-          <w:b w:val="0"/>
-          <w:bCs w:val="0"/>
-          <w:sz w:val="24"/>
-          <w:szCs w:val="24"/>
-          <w:lang w:val="en-US" w:eastAsia="zh-CN"/>
-        </w:rPr>
-      </w:pPr>
-      <w:r>
-        <w:rPr>
-          <w:rFonts w:hint="eastAsia"/>
-          <w:b w:val="0"/>
-          <w:bCs w:val="0"/>
-          <w:sz w:val="24"/>
-          <w:szCs w:val="24"/>
-          <w:lang w:val="en-US" w:eastAsia="zh-CN"/>
-        </w:rPr>
-        <w:t>7</w:t>
-      </w:r>
-    </w:p>
-    <w:p>
-      <w:pPr>
-        <w:jc w:val="both"/>
-        <w:rPr>
-          <w:rFonts w:hint="eastAsia"/>
-          <w:b w:val="0"/>
-          <w:bCs w:val="0"/>
-          <w:sz w:val="24"/>
-          <w:szCs w:val="24"/>
-          <w:lang w:val="en-US" w:eastAsia="zh-CN"/>
-        </w:rPr>
-      </w:pPr>
-      <w:r>
-        <w:rPr>
-          <w:rFonts w:hint="eastAsia"/>
-          <w:b w:val="0"/>
-          <w:bCs w:val="0"/>
-          <w:sz w:val="24"/>
-          <w:szCs w:val="24"/>
-          <w:lang w:val="en-US" w:eastAsia="zh-CN"/>
-        </w:rPr>
-        <w:t>6</w:t>
-      </w:r>
-    </w:p>
-    <w:p>
-      <w:pPr>
-        <w:jc w:val="both"/>
-        <w:rPr>
-          <w:rFonts w:hint="eastAsia"/>
-          <w:b w:val="0"/>
-          <w:bCs w:val="0"/>
-          <w:sz w:val="24"/>
-          <w:szCs w:val="24"/>
-          <w:lang w:val="en-US" w:eastAsia="zh-CN"/>
-        </w:rPr>
-      </w:pPr>
-      <w:r>
-        <w:rPr>
-          <w:rFonts w:hint="eastAsia"/>
-          <w:b w:val="0"/>
-          <w:bCs w:val="0"/>
-          <w:sz w:val="24"/>
-          <w:szCs w:val="24"/>
-          <w:lang w:val="en-US" w:eastAsia="zh-CN"/>
-        </w:rPr>
-        <w:t>4</w:t>
-      </w:r>
-    </w:p>
-    <w:p>
-      <w:pPr>
-        <w:jc w:val="both"/>
-        <w:rPr>
-          <w:rFonts w:hint="eastAsia"/>
-          <w:b w:val="0"/>
-          <w:bCs w:val="0"/>
-          <w:sz w:val="24"/>
-          <w:szCs w:val="24"/>
-          <w:lang w:val="en-US" w:eastAsia="zh-CN"/>
-        </w:rPr>
-      </w:pPr>
-    </w:p>
-    <w:p>
-      <w:pPr>
-        <w:jc w:val="both"/>
-        <w:rPr>
-          <w:rFonts w:hint="eastAsia"/>
-          <w:b w:val="0"/>
-          <w:bCs w:val="0"/>
-          <w:sz w:val="24"/>
-          <w:szCs w:val="24"/>
-          <w:lang w:val="en-US" w:eastAsia="zh-CN"/>
-        </w:rPr>
-      </w:pPr>
-      <w:r>
-        <w:rPr>
-          <w:rFonts w:hint="eastAsia"/>
-          <w:b w:val="0"/>
-          <w:bCs w:val="0"/>
-          <w:sz w:val="24"/>
-          <w:szCs w:val="24"/>
-          <w:lang w:val="en-US" w:eastAsia="zh-CN"/>
-        </w:rPr>
-        <w:t>【样例三】</w:t>
-      </w:r>
-    </w:p>
-    <w:p>
-      <w:pPr>
-        <w:jc w:val="both"/>
-        <w:rPr>
-          <w:rFonts w:hint="eastAsia"/>
-          <w:b w:val="0"/>
-          <w:bCs w:val="0"/>
-          <w:sz w:val="24"/>
-          <w:szCs w:val="24"/>
-          <w:lang w:val="en-US" w:eastAsia="zh-CN"/>
-        </w:rPr>
-      </w:pPr>
-      <w:r>
-        <w:rPr>
-          <w:rFonts w:hint="eastAsia"/>
-          <w:b w:val="0"/>
-          <w:bCs w:val="0"/>
-          <w:sz w:val="24"/>
-          <w:szCs w:val="24"/>
-          <w:lang w:val="en-US" w:eastAsia="zh-CN"/>
-        </w:rPr>
-        <w:t>3</w:t>
-      </w:r>
-    </w:p>
-    <w:p>
-      <w:pPr>
-        <w:jc w:val="both"/>
-        <w:rPr>
-          <w:rFonts w:hint="eastAsia"/>
-          <w:b w:val="0"/>
-          <w:bCs w:val="0"/>
-          <w:sz w:val="24"/>
-          <w:szCs w:val="24"/>
-          <w:lang w:val="en-US" w:eastAsia="zh-CN"/>
-        </w:rPr>
-      </w:pPr>
-      <w:r>
-        <w:rPr>
-          <w:rFonts w:hint="eastAsia"/>
-          <w:b w:val="0"/>
-          <w:bCs w:val="0"/>
-          <w:sz w:val="24"/>
-          <w:szCs w:val="24"/>
-          <w:lang w:val="en-US" w:eastAsia="zh-CN"/>
-        </w:rPr>
-        <w:t>3</w:t>
-      </w:r>
-    </w:p>
-    <w:p>
-      <w:pPr>
-        <w:jc w:val="both"/>
-        <w:rPr>
-          <w:rFonts w:hint="eastAsia"/>
-          <w:b w:val="0"/>
-          <w:bCs w:val="0"/>
-          <w:sz w:val="24"/>
-          <w:szCs w:val="24"/>
-          <w:lang w:val="en-US" w:eastAsia="zh-CN"/>
-        </w:rPr>
-      </w:pPr>
-      <w:r>
-        <w:rPr>
-          <w:rFonts w:hint="eastAsia"/>
-          <w:b w:val="0"/>
-          <w:bCs w:val="0"/>
-          <w:sz w:val="24"/>
-          <w:szCs w:val="24"/>
-          <w:lang w:val="en-US" w:eastAsia="zh-CN"/>
-        </w:rPr>
-        <w:t>9</w:t>
-      </w:r>
-    </w:p>
-    <w:p>
-      <w:pPr>
-        <w:jc w:val="both"/>
-        <w:rPr>
-          <w:rFonts w:hint="eastAsia"/>
-          <w:b w:val="0"/>
-          <w:bCs w:val="0"/>
-          <w:sz w:val="24"/>
-          <w:szCs w:val="24"/>
-          <w:lang w:val="en-US" w:eastAsia="zh-CN"/>
-        </w:rPr>
-      </w:pPr>
-      <w:r>
-        <w:rPr>
-          <w:rFonts w:hint="eastAsia"/>
-          <w:b w:val="0"/>
-          <w:bCs w:val="0"/>
-          <w:sz w:val="24"/>
-          <w:szCs w:val="24"/>
-          <w:lang w:val="en-US" w:eastAsia="zh-CN"/>
-        </w:rPr>
-        <w:t>10</w:t>
-      </w:r>
-    </w:p>
-    <w:p>
-      <w:pPr>
-        <w:jc w:val="both"/>
-        <w:rPr>
-          <w:rFonts w:hint="eastAsia"/>
-          <w:b w:val="0"/>
-          <w:bCs w:val="0"/>
-          <w:sz w:val="24"/>
-          <w:szCs w:val="24"/>
-          <w:lang w:val="en-US" w:eastAsia="zh-CN"/>
-        </w:rPr>
-      </w:pPr>
-      <w:r>
-        <w:rPr>
-          <w:rFonts w:hint="eastAsia"/>
-          <w:b w:val="0"/>
-          <w:bCs w:val="0"/>
-          <w:sz w:val="24"/>
-          <w:szCs w:val="24"/>
-          <w:lang w:val="en-US" w:eastAsia="zh-CN"/>
-        </w:rPr>
-        <w:t>2</w:t>
-      </w:r>
-    </w:p>
-    <w:p>
-      <w:pPr>
-        <w:jc w:val="both"/>
-        <w:rPr>
-          <w:rFonts w:hint="eastAsia"/>
-          <w:b w:val="0"/>
-          <w:bCs w:val="0"/>
-          <w:sz w:val="24"/>
-          <w:szCs w:val="24"/>
-          <w:lang w:val="en-US" w:eastAsia="zh-CN"/>
-        </w:rPr>
-      </w:pPr>
-      <w:r>
-        <w:rPr>
-          <w:rFonts w:hint="eastAsia"/>
-          <w:b w:val="0"/>
-          <w:bCs w:val="0"/>
-          <w:sz w:val="24"/>
-          <w:szCs w:val="24"/>
-          <w:lang w:val="en-US" w:eastAsia="zh-CN"/>
-        </w:rPr>
-        <w:t>9</w:t>
-      </w:r>
-    </w:p>
-    <w:p>
-      <w:pPr>
-        <w:jc w:val="both"/>
-        <w:rPr>
-          <w:rFonts w:hint="eastAsia"/>
-          <w:b w:val="0"/>
-          <w:bCs w:val="0"/>
-          <w:sz w:val="24"/>
-          <w:szCs w:val="24"/>
-          <w:lang w:val="en-US" w:eastAsia="zh-CN"/>
-        </w:rPr>
-      </w:pPr>
-      <w:r>
-        <w:rPr>
-          <w:rFonts w:hint="eastAsia"/>
-          <w:b w:val="0"/>
-          <w:bCs w:val="0"/>
-          <w:sz w:val="24"/>
-          <w:szCs w:val="24"/>
-          <w:lang w:val="en-US" w:eastAsia="zh-CN"/>
-        </w:rPr>
-        <w:t>9</w:t>
-      </w:r>
-    </w:p>
-    <w:p>
-      <w:pPr>
-        <w:jc w:val="both"/>
-        <w:rPr>
-          <w:rFonts w:hint="eastAsia"/>
-          <w:b w:val="0"/>
-          <w:bCs w:val="0"/>
-          <w:sz w:val="24"/>
-          <w:szCs w:val="24"/>
-          <w:lang w:val="en-US" w:eastAsia="zh-CN"/>
-        </w:rPr>
-      </w:pPr>
-      <w:r>
-        <w:rPr>
-          <w:rFonts w:hint="eastAsia"/>
-          <w:b w:val="0"/>
-          <w:bCs w:val="0"/>
-          <w:sz w:val="24"/>
-          <w:szCs w:val="24"/>
-          <w:lang w:val="en-US" w:eastAsia="zh-CN"/>
-        </w:rPr>
-        <w:t>9</w:t>
-      </w:r>
-    </w:p>
-    <w:p>
-      <w:pPr>
-        <w:jc w:val="both"/>
-        <w:rPr>
-          <w:rFonts w:hint="eastAsia"/>
-          <w:b w:val="0"/>
-          <w:bCs w:val="0"/>
-          <w:sz w:val="24"/>
-          <w:szCs w:val="24"/>
-          <w:lang w:val="en-US" w:eastAsia="zh-CN"/>
-        </w:rPr>
-      </w:pPr>
-      <w:r>
-        <w:rPr>
-          <w:rFonts w:hint="eastAsia"/>
-          <w:b w:val="0"/>
-          <w:bCs w:val="0"/>
-          <w:sz w:val="24"/>
-          <w:szCs w:val="24"/>
-          <w:lang w:val="en-US" w:eastAsia="zh-CN"/>
-        </w:rPr>
-        <w:t>2</w:t>
-      </w:r>
-    </w:p>
-    <w:p>
-      <w:pPr>
-        <w:jc w:val="both"/>
-        <w:rPr>
-          <w:rFonts w:hint="eastAsia"/>
-          <w:b w:val="0"/>
-          <w:bCs w:val="0"/>
-          <w:sz w:val="24"/>
-          <w:szCs w:val="24"/>
-          <w:lang w:val="en-US" w:eastAsia="zh-CN"/>
-        </w:rPr>
-      </w:pPr>
-      <w:r>
-        <w:rPr>
-          <w:rFonts w:hint="eastAsia"/>
-          <w:b w:val="0"/>
-          <w:bCs w:val="0"/>
-          <w:sz w:val="24"/>
-          <w:szCs w:val="24"/>
-          <w:lang w:val="en-US" w:eastAsia="zh-CN"/>
-        </w:rPr>
-        <w:t>2</w:t>
-      </w:r>
-    </w:p>
-    <w:p>
-      <w:pPr>
-        <w:jc w:val="both"/>
-        <w:rPr>
-          <w:rFonts w:hint="eastAsia"/>
-          <w:b w:val="0"/>
-          <w:bCs w:val="0"/>
-          <w:sz w:val="24"/>
-          <w:szCs w:val="24"/>
-          <w:lang w:val="en-US" w:eastAsia="zh-CN"/>
-        </w:rPr>
-      </w:pPr>
-      <w:r>
-        <w:rPr>
-          <w:rFonts w:hint="eastAsia"/>
-          <w:b w:val="0"/>
-          <w:bCs w:val="0"/>
-          <w:sz w:val="24"/>
-          <w:szCs w:val="24"/>
-          <w:lang w:val="en-US" w:eastAsia="zh-CN"/>
-        </w:rPr>
-        <w:t>2</w:t>
-      </w:r>
-    </w:p>
-    <w:p>
-      <w:pPr>
-        <w:jc w:val="both"/>
-        <w:rPr>
-          <w:rFonts w:hint="eastAsia"/>
-          <w:b w:val="0"/>
-          <w:bCs w:val="0"/>
-          <w:sz w:val="24"/>
-          <w:szCs w:val="24"/>
-          <w:lang w:val="en-US" w:eastAsia="zh-CN"/>
-        </w:rPr>
-      </w:pPr>
-      <w:r>
-        <w:rPr>
-          <w:rFonts w:hint="eastAsia"/>
-          <w:b w:val="0"/>
-          <w:bCs w:val="0"/>
-          <w:sz w:val="24"/>
-          <w:szCs w:val="24"/>
-          <w:lang w:val="en-US" w:eastAsia="zh-CN"/>
-        </w:rPr>
-        <w:t>0</w:t>
-      </w:r>
-    </w:p>
-    <w:p>
-      <w:pPr>
-        <w:jc w:val="both"/>
-        <w:rPr>
-          <w:rFonts w:hint="eastAsia"/>
-          <w:b w:val="0"/>
-          <w:bCs w:val="0"/>
-          <w:sz w:val="24"/>
-          <w:szCs w:val="24"/>
-          <w:lang w:val="en-US" w:eastAsia="zh-CN"/>
-        </w:rPr>
-      </w:pPr>
-      <w:r>
-        <w:rPr>
-          <w:rFonts w:hint="eastAsia"/>
-          <w:b w:val="0"/>
-          <w:bCs w:val="0"/>
-          <w:sz w:val="24"/>
-          <w:szCs w:val="24"/>
-          <w:lang w:val="en-US" w:eastAsia="zh-CN"/>
-        </w:rPr>
-        <w:t>0</w:t>
-      </w:r>
-    </w:p>
-    <w:p>
-      <w:pPr>
-        <w:jc w:val="both"/>
-        <w:rPr>
-          <w:rFonts w:hint="eastAsia"/>
-          <w:b w:val="0"/>
-          <w:bCs w:val="0"/>
-          <w:sz w:val="24"/>
-          <w:szCs w:val="24"/>
-          <w:lang w:val="en-US" w:eastAsia="zh-CN"/>
-        </w:rPr>
-      </w:pPr>
-      <w:r>
-        <w:rPr>
-          <w:rFonts w:hint="eastAsia"/>
-          <w:b w:val="0"/>
-          <w:bCs w:val="0"/>
-          <w:sz w:val="24"/>
-          <w:szCs w:val="24"/>
-          <w:lang w:val="en-US" w:eastAsia="zh-CN"/>
-        </w:rPr>
-        <w:t>0</w:t>
-      </w:r>
-    </w:p>
-    <w:p>
-      <w:pPr>
-        <w:jc w:val="both"/>
-        <w:rPr>
-          <w:rFonts w:hint="eastAsia"/>
-          <w:b w:val="0"/>
-          <w:bCs w:val="0"/>
-          <w:sz w:val="24"/>
-          <w:szCs w:val="24"/>
-          <w:lang w:val="en-US" w:eastAsia="zh-CN"/>
-        </w:rPr>
-      </w:pPr>
-      <w:r>
-        <w:rPr>
-          <w:rFonts w:hint="eastAsia"/>
-          <w:b w:val="0"/>
-          <w:bCs w:val="0"/>
-          <w:sz w:val="24"/>
-          <w:szCs w:val="24"/>
-          <w:lang w:val="en-US" w:eastAsia="zh-CN"/>
-        </w:rPr>
-        <w:t>0</w:t>
-      </w:r>
+        <w:t>Negative loop found.</w:t>
+      </w:r>
+      <w:bookmarkStart w:id="10" w:name="_GoBack"/>
+      <w:bookmarkEnd w:id="10"/>
+    </w:p>
+    <w:p>
+      <w:pPr>
+        <w:jc w:val="both"/>
+        <w:rPr>
+          <w:rFonts w:hint="eastAsia"/>
+          <w:b w:val="0"/>
+          <w:bCs w:val="0"/>
+          <w:sz w:val="24"/>
+          <w:szCs w:val="24"/>
+          <w:lang w:val="en-US" w:eastAsia="zh-CN"/>
+        </w:rPr>
+      </w:pPr>
     </w:p>
     <w:bookmarkEnd w:id="8"/>
     <w:p>
@@ -1997,9 +1330,7 @@
         <w:t>9</w:t>
       </w:r>
       <w:bookmarkEnd w:id="9"/>
-      <w:bookmarkStart w:id="10" w:name="_GoBack"/>
-    </w:p>
-    <w:bookmarkEnd w:id="10"/>
+    </w:p>
     <w:sectPr>
       <w:pgSz w:w="11906" w:h="16838"/>
       <w:pgMar w:top="1440" w:right="1800" w:bottom="1440" w:left="1800" w:header="851" w:footer="992" w:gutter="0"/>

--- a/Minecraft杯模拟赛Ⅳ/旅游安排/旅游安排.docx
+++ b/Minecraft杯模拟赛Ⅳ/旅游安排/旅游安排.docx
@@ -918,7 +918,7 @@
           <w:szCs w:val="24"/>
           <w:lang w:val="en-US" w:eastAsia="zh-CN"/>
         </w:rPr>
-        <w:t>4 6</w:t>
+        <w:t>2 2</w:t>
       </w:r>
     </w:p>
     <w:p>
@@ -1190,8 +1190,6 @@
         </w:rPr>
         <w:t>Negative loop found.</w:t>
       </w:r>
-      <w:bookmarkStart w:id="10" w:name="_GoBack"/>
-      <w:bookmarkEnd w:id="10"/>
     </w:p>
     <w:p>
       <w:pPr>
@@ -1269,6 +1267,7 @@
           <w:lang w:val="en-US" w:eastAsia="zh-CN"/>
         </w:rPr>
       </w:pPr>
+      <w:bookmarkStart w:id="10" w:name="_GoBack"/>
       <w:r>
         <w:rPr>
           <w:rFonts w:hint="eastAsia"/>
@@ -1331,6 +1330,7 @@
       </w:r>
       <w:bookmarkEnd w:id="9"/>
     </w:p>
+    <w:bookmarkEnd w:id="10"/>
     <w:sectPr>
       <w:pgSz w:w="11906" w:h="16838"/>
       <w:pgMar w:top="1440" w:right="1800" w:bottom="1440" w:left="1800" w:header="851" w:footer="992" w:gutter="0"/>
